--- a/Algorithms/SecondLab/Отчёт2.docx
+++ b/Algorithms/SecondLab/Отчёт2.docx
@@ -1848,15 +1848,23 @@
           <w:sz w:val="28"/>
           <w:szCs w:val="28"/>
         </w:rPr>
-        <w:t xml:space="preserve">Цель работы – изучить, реализовать </w:t>
-      </w:r>
-      <w:r>
-        <w:rPr>
-          <w:color w:val="1B1C1D"/>
-          <w:sz w:val="28"/>
-          <w:szCs w:val="28"/>
-        </w:rPr>
-        <w:t>методов обезличивание</w:t>
+        <w:t xml:space="preserve">Цель работы –реализовать </w:t>
+      </w:r>
+      <w:r>
+        <w:rPr>
+          <w:color w:val="1B1C1D"/>
+          <w:sz w:val="28"/>
+          <w:szCs w:val="28"/>
+        </w:rPr>
+        <w:t>метод</w:t>
+      </w:r>
+      <w:r>
+        <w:rPr>
+          <w:color w:val="1B1C1D"/>
+          <w:sz w:val="28"/>
+          <w:szCs w:val="28"/>
+        </w:rPr>
+        <w:t xml:space="preserve"> обезличивание</w:t>
       </w:r>
       <w:r>
         <w:rPr>
@@ -1889,7 +1897,7 @@
           <w:sz w:val="28"/>
           <w:szCs w:val="28"/>
         </w:rPr>
-        <w:t xml:space="preserve">ценить полезность полученного обезличенного набора данных, используя </w:t>
+        <w:t xml:space="preserve">ценить полезность обезличенного набора данных, используя </w:t>
       </w:r>
       <w:r>
         <w:rPr>
@@ -1898,7 +1906,16 @@
           <w:sz w:val="28"/>
           <w:szCs w:val="28"/>
         </w:rPr>
-        <w:t xml:space="preserve">Расстояние </w:t>
+        <w:t>Ра</w:t>
+      </w:r>
+      <w:r>
+        <w:rPr>
+          <w:bCs/>
+          <w:color w:val="1B1C1D"/>
+          <w:sz w:val="28"/>
+          <w:szCs w:val="28"/>
+        </w:rPr>
+        <w:t xml:space="preserve">сстояние </w:t>
       </w:r>
       <w:proofErr w:type="spellStart"/>
       <w:r>
@@ -1982,56 +1999,15 @@
           <w:sz w:val="28"/>
           <w:szCs w:val="28"/>
         </w:rPr>
-        <w:t xml:space="preserve"> лабораторной работы необходима </w:t>
-      </w:r>
-      <w:r>
-        <w:rPr>
-          <w:color w:val="1B1C1D"/>
-          <w:sz w:val="28"/>
-          <w:szCs w:val="28"/>
-        </w:rPr>
-        <w:t>программ</w:t>
-      </w:r>
-      <w:r>
-        <w:rPr>
-          <w:color w:val="1B1C1D"/>
-          <w:sz w:val="28"/>
-          <w:szCs w:val="28"/>
-        </w:rPr>
-        <w:t>а</w:t>
-      </w:r>
-      <w:r>
-        <w:rPr>
-          <w:color w:val="1B1C1D"/>
-          <w:sz w:val="28"/>
-          <w:szCs w:val="28"/>
-        </w:rPr>
-        <w:t xml:space="preserve"> с</w:t>
-      </w:r>
-      <w:r>
-        <w:rPr>
-          <w:color w:val="1B1C1D"/>
-          <w:sz w:val="28"/>
-          <w:szCs w:val="28"/>
-        </w:rPr>
-        <w:t xml:space="preserve"> </w:t>
-      </w:r>
-      <w:r>
-        <w:rPr>
-          <w:color w:val="1B1C1D"/>
-          <w:sz w:val="28"/>
-          <w:szCs w:val="28"/>
-          <w:lang w:val="en-US"/>
-        </w:rPr>
-        <w:t>GUI</w:t>
-      </w:r>
-      <w:r>
-        <w:rPr>
-          <w:color w:val="1B1C1D"/>
-          <w:sz w:val="28"/>
-          <w:szCs w:val="28"/>
-        </w:rPr>
-        <w:t>. Программа должна решать следующие задачи:</w:t>
+        <w:t xml:space="preserve"> лабораторной работы необходим</w:t>
+      </w:r>
+      <w:r>
+        <w:rPr>
+          <w:color w:val="1B1C1D"/>
+          <w:sz w:val="28"/>
+          <w:szCs w:val="28"/>
+        </w:rPr>
+        <w:t>о:</w:t>
       </w:r>
     </w:p>
     <w:p>
@@ -2380,219 +2356,6 @@
     </w:p>
     <w:p>
       <w:pPr>
-        <w:pStyle w:val="ac"/>
-        <w:numPr>
-          <w:ilvl w:val="0"/>
-          <w:numId w:val="23"/>
-        </w:numPr>
-        <w:spacing w:before="0" w:beforeAutospacing="0" w:after="0" w:afterAutospacing="0"/>
-        <w:ind w:left="480"/>
-        <w:textAlignment w:val="baseline"/>
-        <w:rPr>
-          <w:color w:val="000000"/>
-          <w:sz w:val="28"/>
-          <w:szCs w:val="28"/>
-        </w:rPr>
-      </w:pPr>
-      <w:r>
-        <w:rPr>
-          <w:color w:val="1B1C1D"/>
-          <w:sz w:val="28"/>
-          <w:szCs w:val="28"/>
-        </w:rPr>
-        <w:t>Вывод значения K</w:t>
-      </w:r>
-      <w:r>
-        <w:rPr>
-          <w:color w:val="1B1C1D"/>
-          <w:sz w:val="28"/>
-          <w:szCs w:val="28"/>
-        </w:rPr>
-        <w:t xml:space="preserve"> для набора данных в зависимости от его размера:</w:t>
-      </w:r>
-    </w:p>
-    <w:p>
-      <w:pPr>
-        <w:pStyle w:val="ac"/>
-        <w:numPr>
-          <w:ilvl w:val="0"/>
-          <w:numId w:val="46"/>
-        </w:numPr>
-        <w:spacing w:before="0" w:beforeAutospacing="0" w:after="0" w:afterAutospacing="0"/>
-        <w:textAlignment w:val="baseline"/>
-        <w:rPr>
-          <w:color w:val="000000"/>
-          <w:sz w:val="28"/>
-          <w:szCs w:val="28"/>
-        </w:rPr>
-      </w:pPr>
-      <w:r>
-        <w:rPr>
-          <w:color w:val="1B1C1D"/>
-          <w:sz w:val="28"/>
-          <w:szCs w:val="28"/>
-        </w:rPr>
-        <w:t xml:space="preserve">до 51000 записей: </w:t>
-      </w:r>
-      <w:proofErr w:type="gramStart"/>
-      <w:r>
-        <w:rPr>
-          <w:color w:val="1B1C1D"/>
-          <w:sz w:val="28"/>
-          <w:szCs w:val="28"/>
-        </w:rPr>
-        <w:t xml:space="preserve">K </w:t>
-      </w:r>
-      <w:r>
-        <w:rPr>
-          <w:color w:val="1B1C1D"/>
-          <w:sz w:val="28"/>
-          <w:szCs w:val="28"/>
-          <w:lang w:val="en-US"/>
-        </w:rPr>
-        <w:t>&gt;</w:t>
-      </w:r>
-      <w:proofErr w:type="gramEnd"/>
-      <w:r>
-        <w:rPr>
-          <w:color w:val="1B1C1D"/>
-          <w:sz w:val="28"/>
-          <w:szCs w:val="28"/>
-          <w:lang w:val="en-US"/>
-        </w:rPr>
-        <w:t>=</w:t>
-      </w:r>
-      <w:r>
-        <w:rPr>
-          <w:color w:val="1B1C1D"/>
-          <w:sz w:val="28"/>
-          <w:szCs w:val="28"/>
-        </w:rPr>
-        <w:t xml:space="preserve"> 10</w:t>
-      </w:r>
-    </w:p>
-    <w:p>
-      <w:pPr>
-        <w:pStyle w:val="ac"/>
-        <w:numPr>
-          <w:ilvl w:val="0"/>
-          <w:numId w:val="46"/>
-        </w:numPr>
-        <w:spacing w:before="0" w:beforeAutospacing="0" w:after="0" w:afterAutospacing="0"/>
-        <w:textAlignment w:val="baseline"/>
-        <w:rPr>
-          <w:color w:val="000000"/>
-          <w:sz w:val="28"/>
-          <w:szCs w:val="28"/>
-        </w:rPr>
-      </w:pPr>
-      <w:r>
-        <w:rPr>
-          <w:color w:val="1B1C1D"/>
-          <w:sz w:val="28"/>
-          <w:szCs w:val="28"/>
-        </w:rPr>
-        <w:t xml:space="preserve">до 105000 записей: </w:t>
-      </w:r>
-      <w:proofErr w:type="gramStart"/>
-      <w:r>
-        <w:rPr>
-          <w:color w:val="1B1C1D"/>
-          <w:sz w:val="28"/>
-          <w:szCs w:val="28"/>
-        </w:rPr>
-        <w:t xml:space="preserve">K </w:t>
-      </w:r>
-      <w:r>
-        <w:rPr>
-          <w:color w:val="1B1C1D"/>
-          <w:sz w:val="28"/>
-          <w:szCs w:val="28"/>
-          <w:lang w:val="en-US"/>
-        </w:rPr>
-        <w:t>&gt;</w:t>
-      </w:r>
-      <w:proofErr w:type="gramEnd"/>
-      <w:r>
-        <w:rPr>
-          <w:color w:val="1B1C1D"/>
-          <w:sz w:val="28"/>
-          <w:szCs w:val="28"/>
-          <w:lang w:val="en-US"/>
-        </w:rPr>
-        <w:t>=</w:t>
-      </w:r>
-      <w:r>
-        <w:rPr>
-          <w:color w:val="1B1C1D"/>
-          <w:sz w:val="28"/>
-          <w:szCs w:val="28"/>
-        </w:rPr>
-        <w:t xml:space="preserve"> 7</w:t>
-      </w:r>
-    </w:p>
-    <w:p>
-      <w:pPr>
-        <w:pStyle w:val="ac"/>
-        <w:numPr>
-          <w:ilvl w:val="0"/>
-          <w:numId w:val="46"/>
-        </w:numPr>
-        <w:spacing w:before="0" w:beforeAutospacing="0" w:after="120" w:afterAutospacing="0"/>
-        <w:textAlignment w:val="baseline"/>
-        <w:rPr>
-          <w:color w:val="000000"/>
-          <w:sz w:val="28"/>
-          <w:szCs w:val="28"/>
-        </w:rPr>
-      </w:pPr>
-      <w:r>
-        <w:rPr>
-          <w:color w:val="1B1C1D"/>
-          <w:sz w:val="28"/>
-          <w:szCs w:val="28"/>
-        </w:rPr>
-        <w:t xml:space="preserve">до 260000 записей: </w:t>
-      </w:r>
-      <w:proofErr w:type="gramStart"/>
-      <w:r>
-        <w:rPr>
-          <w:color w:val="1B1C1D"/>
-          <w:sz w:val="28"/>
-          <w:szCs w:val="28"/>
-        </w:rPr>
-        <w:t xml:space="preserve">K </w:t>
-      </w:r>
-      <w:r>
-        <w:rPr>
-          <w:color w:val="1B1C1D"/>
-          <w:sz w:val="28"/>
-          <w:szCs w:val="28"/>
-          <w:lang w:val="en-US"/>
-        </w:rPr>
-        <w:t>&gt;</w:t>
-      </w:r>
-      <w:proofErr w:type="gramEnd"/>
-      <w:r>
-        <w:rPr>
-          <w:color w:val="1B1C1D"/>
-          <w:sz w:val="28"/>
-          <w:szCs w:val="28"/>
-          <w:lang w:val="en-US"/>
-        </w:rPr>
-        <w:t xml:space="preserve">= </w:t>
-      </w:r>
-      <w:r>
-        <w:rPr>
-          <w:color w:val="1B1C1D"/>
-          <w:sz w:val="28"/>
-          <w:szCs w:val="28"/>
-        </w:rPr>
-        <w:t>5</w:t>
-      </w:r>
-    </w:p>
-    <w:p>
-      <w:pPr>
         <w:pStyle w:val="2"/>
         <w:spacing w:before="120"/>
         <w:rPr>
@@ -2814,16 +2577,7 @@
           <w:sz w:val="28"/>
           <w:szCs w:val="28"/>
         </w:rPr>
-        <w:t>-</w:t>
-      </w:r>
-      <w:r>
-        <w:rPr>
-          <w:color w:val="1B1C1D"/>
-          <w:sz w:val="28"/>
-          <w:szCs w:val="28"/>
-        </w:rPr>
-        <w:lastRenderedPageBreak/>
-        <w:t>идентификатор</w:t>
+        <w:t>-идентификатор</w:t>
       </w:r>
       <w:r>
         <w:rPr>
@@ -2950,6 +2704,7 @@
           <w:sz w:val="28"/>
           <w:szCs w:val="28"/>
         </w:rPr>
+        <w:lastRenderedPageBreak/>
         <w:t>Для достижения K-анонимности используются:</w:t>
       </w:r>
     </w:p>
@@ -3697,7 +3452,7 @@
             <v:path o:extrusionok="f" gradientshapeok="t" o:connecttype="rect"/>
             <o:lock v:ext="edit" aspectratio="t"/>
           </v:shapetype>
-          <v:shape id="_x0000_i1025" type="#_x0000_t75" style="width:171.9pt;height:654.25pt">
+          <v:shape id="_x0000_i1025" type="#_x0000_t75" style="width:451.15pt;height:289.5pt">
             <v:imagedata r:id="rId6" o:title="Диаграмма без названия"/>
           </v:shape>
         </w:pict>
@@ -3720,7 +3475,7 @@
           <w:szCs w:val="24"/>
           <w:lang w:val="ru-RU"/>
         </w:rPr>
-        <w:t>Рис 5.1</w:t>
+        <w:t xml:space="preserve">Рис 5.1 - </w:t>
       </w:r>
       <w:r>
         <w:rPr>
@@ -3729,17 +3484,6 @@
           <w:szCs w:val="24"/>
           <w:lang w:val="ru-RU"/>
         </w:rPr>
-        <w:t xml:space="preserve"> - </w:t>
-      </w:r>
-      <w:bookmarkStart w:id="8" w:name="_GoBack"/>
-      <w:bookmarkEnd w:id="8"/>
-      <w:r>
-        <w:rPr>
-          <w:i/>
-          <w:sz w:val="24"/>
-          <w:szCs w:val="24"/>
-          <w:lang w:val="ru-RU"/>
-        </w:rPr>
         <w:t xml:space="preserve">Блок-схема работы программы </w:t>
       </w:r>
     </w:p>
@@ -3753,7 +3497,7 @@
           <w:szCs w:val="28"/>
         </w:rPr>
       </w:pPr>
-      <w:bookmarkStart w:id="9" w:name="_Toc214527305"/>
+      <w:bookmarkStart w:id="8" w:name="_Toc214527305"/>
       <w:r>
         <w:rPr>
           <w:b/>
@@ -3761,10 +3505,9 @@
           <w:sz w:val="28"/>
           <w:szCs w:val="28"/>
         </w:rPr>
-        <w:lastRenderedPageBreak/>
         <w:t>6. Описание программы (Реализованные методы)</w:t>
       </w:r>
-      <w:bookmarkEnd w:id="9"/>
+      <w:bookmarkEnd w:id="8"/>
     </w:p>
     <w:p>
       <w:pPr>
@@ -4366,7 +4109,16 @@
                 <w:sz w:val="28"/>
                 <w:szCs w:val="28"/>
               </w:rPr>
-              <w:t>Основной обработчик. Выполняет всю последовательность: обезличивание ПИ, обобщение КИ</w:t>
+              <w:t xml:space="preserve">Основной обработчик. Выполняет всю </w:t>
+            </w:r>
+            <w:r>
+              <w:rPr>
+                <w:color w:val="1B1C1D"/>
+                <w:sz w:val="28"/>
+                <w:szCs w:val="28"/>
+              </w:rPr>
+              <w:lastRenderedPageBreak/>
+              <w:t>последовательность: обезличивание ПИ, обобщение КИ</w:t>
             </w:r>
             <w:r>
               <w:rPr>
@@ -4422,6 +4174,7 @@
                 <w:sz w:val="28"/>
                 <w:szCs w:val="28"/>
               </w:rPr>
+              <w:lastRenderedPageBreak/>
               <w:t>extract_gender</w:t>
             </w:r>
             <w:proofErr w:type="spellEnd"/>
@@ -4928,7 +4681,6 @@
                 <w:szCs w:val="28"/>
                 <w:lang w:val="en-US"/>
               </w:rPr>
-              <w:lastRenderedPageBreak/>
               <w:t>df_anonymized</w:t>
             </w:r>
             <w:proofErr w:type="spellEnd"/>
@@ -4996,7 +4748,6 @@
                 <w:sz w:val="28"/>
                 <w:szCs w:val="28"/>
               </w:rPr>
-              <w:lastRenderedPageBreak/>
               <w:t>приватный</w:t>
             </w:r>
           </w:p>
@@ -5043,16 +4794,7 @@
                 <w:sz w:val="28"/>
                 <w:szCs w:val="28"/>
               </w:rPr>
-              <w:t>Кульбака-</w:t>
-            </w:r>
-            <w:r>
-              <w:rPr>
-                <w:color w:val="1B1C1D"/>
-                <w:sz w:val="28"/>
-                <w:szCs w:val="28"/>
-              </w:rPr>
-              <w:lastRenderedPageBreak/>
-              <w:t>Лейблера</w:t>
+              <w:t>Кульбака-Лейблера</w:t>
             </w:r>
             <w:proofErr w:type="spellEnd"/>
             <w:r>
@@ -5119,7 +4861,6 @@
                 <w:sz w:val="28"/>
                 <w:szCs w:val="28"/>
               </w:rPr>
-              <w:lastRenderedPageBreak/>
               <w:t>save_dataset</w:t>
             </w:r>
             <w:proofErr w:type="spellEnd"/>
@@ -5665,7 +5406,16 @@
                 <w:sz w:val="28"/>
                 <w:szCs w:val="28"/>
               </w:rPr>
-              <w:t xml:space="preserve"> с исходными данными. Используется как эталон для расчета KLD.</w:t>
+              <w:t xml:space="preserve"> с исходными данными. Используется </w:t>
+            </w:r>
+            <w:r>
+              <w:rPr>
+                <w:color w:val="1B1C1D"/>
+                <w:sz w:val="28"/>
+                <w:szCs w:val="28"/>
+              </w:rPr>
+              <w:lastRenderedPageBreak/>
+              <w:t>как эталон для расчета KLD.</w:t>
             </w:r>
           </w:p>
         </w:tc>
@@ -5705,6 +5455,7 @@
                 <w:sz w:val="28"/>
                 <w:szCs w:val="28"/>
               </w:rPr>
+              <w:lastRenderedPageBreak/>
               <w:t>df_global</w:t>
             </w:r>
             <w:proofErr w:type="spellEnd"/>
@@ -6049,14 +5800,13 @@
           <w:szCs w:val="28"/>
         </w:rPr>
       </w:pPr>
-      <w:bookmarkStart w:id="10" w:name="_Toc214527306"/>
-      <w:r>
-        <w:rPr>
-          <w:color w:val="1B1C1D"/>
-          <w:sz w:val="28"/>
-          <w:szCs w:val="28"/>
-        </w:rPr>
-        <w:lastRenderedPageBreak/>
+      <w:bookmarkStart w:id="9" w:name="_Toc214527306"/>
+      <w:r>
+        <w:rPr>
+          <w:color w:val="1B1C1D"/>
+          <w:sz w:val="28"/>
+          <w:szCs w:val="28"/>
+        </w:rPr>
         <w:t xml:space="preserve">7. </w:t>
       </w:r>
       <w:r>
@@ -6068,7 +5818,7 @@
         </w:rPr>
         <w:t>Рекомендации пользователя</w:t>
       </w:r>
-      <w:bookmarkEnd w:id="10"/>
+      <w:bookmarkEnd w:id="9"/>
     </w:p>
     <w:p>
       <w:pPr>
@@ -6093,14 +5843,14 @@
         <w:pStyle w:val="3"/>
         <w:spacing w:before="0" w:after="120"/>
       </w:pPr>
-      <w:bookmarkStart w:id="11" w:name="_Toc214527307"/>
+      <w:bookmarkStart w:id="10" w:name="_Toc214527307"/>
       <w:r>
         <w:rPr>
           <w:color w:val="1B1C1D"/>
         </w:rPr>
         <w:t>7.1. Порядок работы и ожидаемое поведение</w:t>
       </w:r>
-      <w:bookmarkEnd w:id="11"/>
+      <w:bookmarkEnd w:id="10"/>
       <w:r>
         <w:rPr>
           <w:color w:val="1B1C1D"/>
@@ -6490,6 +6240,7 @@
           <w:sz w:val="28"/>
           <w:szCs w:val="28"/>
         </w:rPr>
+        <w:lastRenderedPageBreak/>
         <w:t>Сохранение:</w:t>
       </w:r>
       <w:r>
@@ -6527,14 +6278,14 @@
           <w:color w:val="auto"/>
         </w:rPr>
       </w:pPr>
-      <w:bookmarkStart w:id="12" w:name="_Toc214527308"/>
+      <w:bookmarkStart w:id="11" w:name="_Toc214527308"/>
       <w:r>
         <w:rPr>
           <w:color w:val="1B1C1D"/>
         </w:rPr>
         <w:t>7.2. Ограничения и обработка ошибок (Что нельзя делать)</w:t>
       </w:r>
-      <w:bookmarkEnd w:id="12"/>
+      <w:bookmarkEnd w:id="11"/>
     </w:p>
     <w:p>
       <w:pPr>
@@ -6767,9 +6518,50 @@
           <w:color w:val="1B1C1D"/>
           <w:sz w:val="28"/>
           <w:szCs w:val="28"/>
+        </w:rPr>
+      </w:pPr>
+      <w:r>
+        <w:rPr>
+          <w:color w:val="1B1C1D"/>
+          <w:sz w:val="28"/>
+          <w:szCs w:val="28"/>
+        </w:rPr>
+        <w:t>4.</w:t>
+      </w:r>
+      <w:r>
+        <w:rPr>
+          <w:color w:val="1B1C1D"/>
+          <w:sz w:val="28"/>
+          <w:szCs w:val="28"/>
+        </w:rPr>
+        <w:t xml:space="preserve"> </w:t>
+      </w:r>
+      <w:r>
+        <w:rPr>
+          <w:color w:val="1B1C1D"/>
+          <w:sz w:val="28"/>
+          <w:szCs w:val="28"/>
+        </w:rPr>
+        <w:t xml:space="preserve">Порядок подсчёта </w:t>
+      </w:r>
+      <w:r>
+        <w:rPr>
+          <w:color w:val="1B1C1D"/>
+          <w:sz w:val="28"/>
+          <w:szCs w:val="28"/>
           <w:lang w:val="en-US"/>
         </w:rPr>
-      </w:pPr>
+        <w:t>k</w:t>
+      </w:r>
+      <w:r>
+        <w:rPr>
+          <w:color w:val="1B1C1D"/>
+          <w:sz w:val="28"/>
+          <w:szCs w:val="28"/>
+        </w:rPr>
+        <w:t>-</w:t>
+      </w:r>
+      <w:proofErr w:type="spellStart"/>
       <w:r>
         <w:rPr>
           <w:color w:val="1B1C1D"/>
@@ -6777,33 +6569,6 @@
           <w:szCs w:val="28"/>
           <w:lang w:val="en-US"/>
         </w:rPr>
-        <w:t xml:space="preserve">7.3 </w:t>
-      </w:r>
-      <w:r>
-        <w:rPr>
-          <w:color w:val="1B1C1D"/>
-          <w:sz w:val="28"/>
-          <w:szCs w:val="28"/>
-        </w:rPr>
-        <w:t xml:space="preserve">Порядок подсчёта </w:t>
-      </w:r>
-      <w:r>
-        <w:rPr>
-          <w:color w:val="1B1C1D"/>
-          <w:sz w:val="28"/>
-          <w:szCs w:val="28"/>
-          <w:lang w:val="en-US"/>
-        </w:rPr>
-        <w:t>k-</w:t>
-      </w:r>
-      <w:proofErr w:type="spellStart"/>
-      <w:r>
-        <w:rPr>
-          <w:color w:val="1B1C1D"/>
-          <w:sz w:val="28"/>
-          <w:szCs w:val="28"/>
-          <w:lang w:val="en-US"/>
-        </w:rPr>
         <w:t>anonimyti</w:t>
       </w:r>
       <w:proofErr w:type="spellEnd"/>
@@ -6812,7 +6577,6 @@
           <w:color w:val="1B1C1D"/>
           <w:sz w:val="28"/>
           <w:szCs w:val="28"/>
-          <w:lang w:val="en-US"/>
         </w:rPr>
         <w:t>:</w:t>
       </w:r>
@@ -6948,6 +6712,127 @@
         </w:rPr>
         <w:t>»</w:t>
       </w:r>
+    </w:p>
+    <w:p>
+      <w:pPr>
+        <w:pStyle w:val="ac"/>
+        <w:spacing w:before="0" w:beforeAutospacing="0" w:after="120" w:afterAutospacing="0"/>
+        <w:ind w:left="120"/>
+        <w:textAlignment w:val="baseline"/>
+        <w:rPr>
+          <w:color w:val="000000"/>
+          <w:sz w:val="28"/>
+          <w:szCs w:val="28"/>
+        </w:rPr>
+      </w:pPr>
+      <w:r>
+        <w:rPr>
+          <w:bCs/>
+          <w:color w:val="1B1C1D"/>
+          <w:sz w:val="28"/>
+          <w:szCs w:val="28"/>
+        </w:rPr>
+        <w:t xml:space="preserve">5. </w:t>
+      </w:r>
+      <w:r>
+        <w:rPr>
+          <w:bCs/>
+          <w:color w:val="1B1C1D"/>
+          <w:sz w:val="28"/>
+          <w:szCs w:val="28"/>
+        </w:rPr>
+        <w:t xml:space="preserve">Не запускайте программу на устройствах старше 2013-ого года выпуска. Не запускайте программу </w:t>
+      </w:r>
+      <w:proofErr w:type="gramStart"/>
+      <w:r>
+        <w:rPr>
+          <w:bCs/>
+          <w:color w:val="1B1C1D"/>
+          <w:sz w:val="28"/>
+          <w:szCs w:val="28"/>
+        </w:rPr>
+        <w:t>на устройствах</w:t>
+      </w:r>
+      <w:proofErr w:type="gramEnd"/>
+      <w:r>
+        <w:rPr>
+          <w:bCs/>
+          <w:color w:val="1B1C1D"/>
+          <w:sz w:val="28"/>
+          <w:szCs w:val="28"/>
+        </w:rPr>
+        <w:t xml:space="preserve"> оснащённых жёсткими дисками(</w:t>
+      </w:r>
+      <w:r>
+        <w:rPr>
+          <w:bCs/>
+          <w:color w:val="1B1C1D"/>
+          <w:sz w:val="28"/>
+          <w:szCs w:val="28"/>
+          <w:lang w:val="en-US"/>
+        </w:rPr>
+        <w:t>HDD</w:t>
+      </w:r>
+      <w:r>
+        <w:rPr>
+          <w:bCs/>
+          <w:color w:val="1B1C1D"/>
+          <w:sz w:val="28"/>
+          <w:szCs w:val="28"/>
+        </w:rPr>
+        <w:t>)</w:t>
+      </w:r>
+      <w:r>
+        <w:rPr>
+          <w:bCs/>
+          <w:color w:val="1B1C1D"/>
+          <w:sz w:val="28"/>
+          <w:szCs w:val="28"/>
+        </w:rPr>
+        <w:t xml:space="preserve">, </w:t>
+      </w:r>
+      <w:r>
+        <w:rPr>
+          <w:bCs/>
+          <w:color w:val="1B1C1D"/>
+          <w:sz w:val="28"/>
+          <w:szCs w:val="28"/>
+        </w:rPr>
+        <w:t>как основными системными. Не запускайте</w:t>
+      </w:r>
+      <w:r>
+        <w:rPr>
+          <w:bCs/>
+          <w:color w:val="1B1C1D"/>
+          <w:sz w:val="28"/>
+          <w:szCs w:val="28"/>
+        </w:rPr>
+        <w:t xml:space="preserve"> программу на устройствах с объёмом оперативной памяти менее 4 Гб</w:t>
+      </w:r>
+      <w:bookmarkStart w:id="12" w:name="_GoBack"/>
+      <w:bookmarkEnd w:id="12"/>
+      <w:r>
+        <w:rPr>
+          <w:bCs/>
+          <w:color w:val="1B1C1D"/>
+          <w:sz w:val="28"/>
+          <w:szCs w:val="28"/>
+        </w:rPr>
+        <w:t xml:space="preserve"> </w:t>
+      </w:r>
+    </w:p>
+    <w:p>
+      <w:pPr>
+        <w:pStyle w:val="ac"/>
+        <w:spacing w:before="0" w:beforeAutospacing="0" w:after="120" w:afterAutospacing="0"/>
+        <w:ind w:left="840"/>
+        <w:textAlignment w:val="baseline"/>
+        <w:rPr>
+          <w:color w:val="000000"/>
+          <w:sz w:val="28"/>
+          <w:szCs w:val="28"/>
+        </w:rPr>
+      </w:pPr>
     </w:p>
     <w:p>
       <w:pPr>
@@ -7020,16 +6905,23 @@
           <w:sz w:val="28"/>
           <w:szCs w:val="28"/>
         </w:rPr>
-        <w:lastRenderedPageBreak/>
-        <w:t>Зависимости:</w:t>
-      </w:r>
-      <w:r>
-        <w:rPr>
-          <w:color w:val="1B1C1D"/>
-          <w:sz w:val="28"/>
-          <w:szCs w:val="28"/>
-        </w:rPr>
-        <w:t xml:space="preserve"> Проект требует наличия библиотек </w:t>
+        <w:t>Проверьте</w:t>
+      </w:r>
+      <w:r>
+        <w:rPr>
+          <w:color w:val="1B1C1D"/>
+          <w:sz w:val="28"/>
+          <w:szCs w:val="28"/>
+        </w:rPr>
+        <w:t xml:space="preserve"> наличие</w:t>
+      </w:r>
+      <w:r>
+        <w:rPr>
+          <w:color w:val="1B1C1D"/>
+          <w:sz w:val="28"/>
+          <w:szCs w:val="28"/>
+        </w:rPr>
+        <w:t xml:space="preserve"> библиотек </w:t>
       </w:r>
       <w:proofErr w:type="spellStart"/>
       <w:r>
@@ -7109,15 +7001,51 @@
           <w:sz w:val="28"/>
           <w:szCs w:val="28"/>
         </w:rPr>
-        <w:t>Порог подавления:</w:t>
-      </w:r>
-      <w:r>
-        <w:rPr>
-          <w:color w:val="1B1C1D"/>
-          <w:sz w:val="28"/>
-          <w:szCs w:val="28"/>
-        </w:rPr>
-        <w:t xml:space="preserve"> Константа LOCAL_SUPPRESSION_THRESHOLD (0.05) является легко изменяемым параметром, влияющим на уровень анонимности и полезности.</w:t>
+        <w:t>Иерархия обобщения:</w:t>
+      </w:r>
+      <w:r>
+        <w:rPr>
+          <w:color w:val="1B1C1D"/>
+          <w:sz w:val="28"/>
+          <w:szCs w:val="28"/>
+        </w:rPr>
+        <w:t xml:space="preserve"> Логика обобщения (</w:t>
+      </w:r>
+      <w:proofErr w:type="spellStart"/>
+      <w:r>
+        <w:rPr>
+          <w:color w:val="1B1C1D"/>
+          <w:sz w:val="28"/>
+          <w:szCs w:val="28"/>
+        </w:rPr>
+        <w:t>generalize_time</w:t>
+      </w:r>
+      <w:proofErr w:type="spellEnd"/>
+      <w:r>
+        <w:rPr>
+          <w:color w:val="1B1C1D"/>
+          <w:sz w:val="28"/>
+          <w:szCs w:val="28"/>
+        </w:rPr>
+        <w:t xml:space="preserve">, </w:t>
+      </w:r>
+      <w:proofErr w:type="spellStart"/>
+      <w:r>
+        <w:rPr>
+          <w:color w:val="1B1C1D"/>
+          <w:sz w:val="28"/>
+          <w:szCs w:val="28"/>
+        </w:rPr>
+        <w:t>generalize_price</w:t>
+      </w:r>
+      <w:proofErr w:type="spellEnd"/>
+      <w:r>
+        <w:rPr>
+          <w:color w:val="1B1C1D"/>
+          <w:sz w:val="28"/>
+          <w:szCs w:val="28"/>
+        </w:rPr>
+        <w:t xml:space="preserve"> и т.д.) инкапсулирована в отдельных функциях. Для изменения шага обобщения достаточно модифицировать только соответствующую функцию.</w:t>
       </w:r>
     </w:p>
     <w:p>
@@ -7143,15 +7071,15 @@
           <w:sz w:val="28"/>
           <w:szCs w:val="28"/>
         </w:rPr>
-        <w:t>Иерархия обобщения:</w:t>
-      </w:r>
-      <w:r>
-        <w:rPr>
-          <w:color w:val="1B1C1D"/>
-          <w:sz w:val="28"/>
-          <w:szCs w:val="28"/>
-        </w:rPr>
-        <w:t xml:space="preserve"> Логика обобщения (</w:t>
+        <w:t>Обработка ошибок:</w:t>
+      </w:r>
+      <w:r>
+        <w:rPr>
+          <w:color w:val="1B1C1D"/>
+          <w:sz w:val="28"/>
+          <w:szCs w:val="28"/>
+        </w:rPr>
+        <w:t xml:space="preserve"> Необходимо сохранять текущую модель обработки ошибок через </w:t>
       </w:r>
       <w:proofErr w:type="spellStart"/>
       <w:r>
@@ -7160,7 +7088,7 @@
           <w:sz w:val="28"/>
           <w:szCs w:val="28"/>
         </w:rPr>
-        <w:t>generalize_time</w:t>
+        <w:t>try-except</w:t>
       </w:r>
       <w:proofErr w:type="spellEnd"/>
       <w:r>
@@ -7169,172 +7097,7 @@
           <w:sz w:val="28"/>
           <w:szCs w:val="28"/>
         </w:rPr>
-        <w:t xml:space="preserve">, </w:t>
-      </w:r>
-      <w:proofErr w:type="spellStart"/>
-      <w:r>
-        <w:rPr>
-          <w:color w:val="1B1C1D"/>
-          <w:sz w:val="28"/>
-          <w:szCs w:val="28"/>
-        </w:rPr>
-        <w:t>generalize_price</w:t>
-      </w:r>
-      <w:proofErr w:type="spellEnd"/>
-      <w:r>
-        <w:rPr>
-          <w:color w:val="1B1C1D"/>
-          <w:sz w:val="28"/>
-          <w:szCs w:val="28"/>
-        </w:rPr>
-        <w:t xml:space="preserve"> и т.д.) инкапсулирована в отдельных функциях. Для изменения шага обобщения достаточно модифицировать только соответствующую функцию.</w:t>
-      </w:r>
-    </w:p>
-    <w:p>
-      <w:pPr>
-        <w:pStyle w:val="ac"/>
-        <w:numPr>
-          <w:ilvl w:val="0"/>
-          <w:numId w:val="41"/>
-        </w:numPr>
-        <w:spacing w:before="0" w:beforeAutospacing="0" w:after="0" w:afterAutospacing="0"/>
-        <w:ind w:left="480"/>
-        <w:textAlignment w:val="baseline"/>
-        <w:rPr>
-          <w:color w:val="000000"/>
-          <w:sz w:val="28"/>
-          <w:szCs w:val="28"/>
-        </w:rPr>
-      </w:pPr>
-      <w:r>
-        <w:rPr>
-          <w:bCs/>
-          <w:color w:val="1B1C1D"/>
-          <w:sz w:val="28"/>
-          <w:szCs w:val="28"/>
-        </w:rPr>
-        <w:t>Обработка ошибок:</w:t>
-      </w:r>
-      <w:r>
-        <w:rPr>
-          <w:color w:val="1B1C1D"/>
-          <w:sz w:val="28"/>
-          <w:szCs w:val="28"/>
-        </w:rPr>
-        <w:t xml:space="preserve"> Необходимо сохранять текущую модель обработки ошибок через </w:t>
-      </w:r>
-      <w:proofErr w:type="spellStart"/>
-      <w:r>
-        <w:rPr>
-          <w:color w:val="1B1C1D"/>
-          <w:sz w:val="28"/>
-          <w:szCs w:val="28"/>
-        </w:rPr>
-        <w:t>try-except</w:t>
-      </w:r>
-      <w:proofErr w:type="spellEnd"/>
-      <w:r>
-        <w:rPr>
-          <w:color w:val="1B1C1D"/>
-          <w:sz w:val="28"/>
-          <w:szCs w:val="28"/>
-        </w:rPr>
-        <w:t xml:space="preserve"> блоки и вывод сообщений в </w:t>
-      </w:r>
-      <w:proofErr w:type="spellStart"/>
-      <w:r>
-        <w:rPr>
-          <w:color w:val="1B1C1D"/>
-          <w:sz w:val="28"/>
-          <w:szCs w:val="28"/>
-        </w:rPr>
-        <w:t>messagebox</w:t>
-      </w:r>
-      <w:proofErr w:type="spellEnd"/>
-      <w:r>
-        <w:rPr>
-          <w:color w:val="1B1C1D"/>
-          <w:sz w:val="28"/>
-          <w:szCs w:val="28"/>
-        </w:rPr>
-        <w:t>.</w:t>
-      </w:r>
-    </w:p>
-    <w:p>
-      <w:pPr>
-        <w:pStyle w:val="ac"/>
-        <w:numPr>
-          <w:ilvl w:val="0"/>
-          <w:numId w:val="41"/>
-        </w:numPr>
-        <w:spacing w:before="0" w:beforeAutospacing="0" w:after="120" w:afterAutospacing="0"/>
-        <w:ind w:left="480"/>
-        <w:textAlignment w:val="baseline"/>
-        <w:rPr>
-          <w:color w:val="000000"/>
-          <w:sz w:val="28"/>
-          <w:szCs w:val="28"/>
-        </w:rPr>
-      </w:pPr>
-      <w:r>
-        <w:rPr>
-          <w:bCs/>
-          <w:color w:val="1B1C1D"/>
-          <w:sz w:val="28"/>
-          <w:szCs w:val="28"/>
-        </w:rPr>
-        <w:t>Оптимизация:</w:t>
-      </w:r>
-      <w:r>
-        <w:rPr>
-          <w:color w:val="1B1C1D"/>
-          <w:sz w:val="28"/>
-          <w:szCs w:val="28"/>
-        </w:rPr>
-        <w:t xml:space="preserve"> При работе с большими объемами данных (свыше 260 000 записей) следует уделить внимание оптимизации группировок в </w:t>
-      </w:r>
-      <w:proofErr w:type="spellStart"/>
-      <w:r>
-        <w:rPr>
-          <w:color w:val="1B1C1D"/>
-          <w:sz w:val="28"/>
-          <w:szCs w:val="28"/>
-        </w:rPr>
-        <w:t>calculate_k_anonymity</w:t>
-      </w:r>
-      <w:proofErr w:type="spellEnd"/>
-      <w:r>
-        <w:rPr>
-          <w:color w:val="1B1C1D"/>
-          <w:sz w:val="28"/>
-          <w:szCs w:val="28"/>
-        </w:rPr>
-        <w:t>.</w:t>
-      </w:r>
-    </w:p>
-    <w:p>
-      <w:pPr>
-        <w:pStyle w:val="ac"/>
-        <w:numPr>
-          <w:ilvl w:val="0"/>
-          <w:numId w:val="41"/>
-        </w:numPr>
-        <w:spacing w:before="0" w:beforeAutospacing="0" w:after="120" w:afterAutospacing="0"/>
-        <w:ind w:left="480"/>
-        <w:textAlignment w:val="baseline"/>
-        <w:rPr>
-          <w:color w:val="000000"/>
-          <w:sz w:val="28"/>
-          <w:szCs w:val="28"/>
-        </w:rPr>
-      </w:pPr>
-      <w:r>
-        <w:rPr>
-          <w:color w:val="1B1C1D"/>
-          <w:sz w:val="28"/>
-          <w:szCs w:val="28"/>
-        </w:rPr>
-        <w:t>Удостовериться в корректности структуры файла</w:t>
+        <w:t xml:space="preserve"> </w:t>
       </w:r>
     </w:p>
     <w:p>
@@ -7555,6 +7318,7 @@
           <w:szCs w:val="24"/>
           <w:lang w:val="ru-RU"/>
         </w:rPr>
+        <w:lastRenderedPageBreak/>
         <w:drawing>
           <wp:inline distT="0" distB="0" distL="0" distR="0" wp14:anchorId="5094F5F3" wp14:editId="7DAC561F">
             <wp:extent cx="5733415" cy="2028825"/>
@@ -7797,7 +7561,6 @@
         <w:rPr>
           <w:color w:val="1B1C1D"/>
         </w:rPr>
-        <w:lastRenderedPageBreak/>
         <w:t xml:space="preserve">Программа сообщит об успешной загрузке. Затем необходимо выбрать КИ и нажать кнопку </w:t>
       </w:r>
       <w:proofErr w:type="gramStart"/>
@@ -7945,6 +7708,7 @@
           <w:szCs w:val="24"/>
           <w:lang w:val="ru-RU"/>
         </w:rPr>
+        <w:lastRenderedPageBreak/>
         <w:drawing>
           <wp:inline distT="0" distB="0" distL="0" distR="0" wp14:anchorId="06F79DBF" wp14:editId="646B629B">
             <wp:extent cx="5733415" cy="1990725"/>
@@ -8251,7 +8015,6 @@
           <w:szCs w:val="24"/>
           <w:lang w:val="ru-RU"/>
         </w:rPr>
-        <w:lastRenderedPageBreak/>
         <w:t>Рис.</w:t>
       </w:r>
       <w:r>
@@ -15598,7 +15361,7 @@
 </file>
 
 <file path=customXml/itemProps1.xml><?xml version="1.0" encoding="utf-8"?>
-<ds:datastoreItem xmlns:ds="http://schemas.openxmlformats.org/officeDocument/2006/customXml" ds:itemID="{C4BD57D4-E215-40D8-9C0F-D4B944B2BD9A}">
+<ds:datastoreItem xmlns:ds="http://schemas.openxmlformats.org/officeDocument/2006/customXml" ds:itemID="{56F01017-527F-4B7A-808B-57BAF25BD044}">
   <ds:schemaRefs>
     <ds:schemaRef ds:uri="http://schemas.openxmlformats.org/officeDocument/2006/bibliography"/>
   </ds:schemaRefs>
